--- a/paper.docx
+++ b/paper.docx
@@ -50496,7 +50496,7 @@
         </w:r>
       </w:hyperlink>
       <w:r>
-        <w:t xml:space="preserve">; Zenodo DOI 10.5281/zenodo.NNNNNNNN) under scientific freeze</w:t>
+        <w:t>; Zenodo deposit pending, no DOI issued) under scientific freeze</w:t>
       </w:r>
       <w:r>
         <w:t xml:space="preserve"> </w:t>
@@ -61988,7 +61988,7 @@
         <w:t xml:space="preserve"> </w:t>
       </w:r>
       <w:r>
-        <w:t xml:space="preserve">v1.1.0 release,</w:t>
+        <w:t>v1.2.0 release,</w:t>
       </w:r>
       <w:r>
         <w:t xml:space="preserve"> </w:t>
